--- a/红色警戒杯模拟赛Ⅶ/心灵终结仪/心灵终结仪.docx
+++ b/红色警戒杯模拟赛Ⅶ/心灵终结仪/心灵终结仪.docx
@@ -68,8 +68,10 @@
           <w:szCs w:val="21"/>
           <w:lang w:eastAsia="zh-CN"/>
         </w:rPr>
-        <w:t>virusscan</w:t>
-      </w:r>
+        <w:t>mentalomega</w:t>
+      </w:r>
+      <w:bookmarkStart w:id="6" w:name="_GoBack"/>
+      <w:bookmarkEnd w:id="6"/>
       <w:r>
         <w:rPr>
           <w:rFonts w:hint="eastAsia"/>
@@ -181,20 +183,7 @@
           <w:szCs w:val="24"/>
           <w:lang w:eastAsia="zh-CN"/>
         </w:rPr>
-        <w:t>心灵终结仪已经基本完工，仅剩下的便是调试以及最终的启动！为了验证心灵终结仪的可靠性，你需要写一个程序来模拟心灵终结仪的运行。心灵终结仪可以看做一棵以1号节点为根的树，其运行</w:t>
-      </w:r>
-      <w:bookmarkStart w:id="6" w:name="_GoBack"/>
-      <w:bookmarkEnd w:id="6"/>
-      <w:r>
-        <w:rPr>
-          <w:rFonts w:hint="default"/>
-          <w:b w:val="0"/>
-          <w:bCs w:val="0"/>
-          <w:sz w:val="24"/>
-          <w:szCs w:val="24"/>
-          <w:lang w:eastAsia="zh-CN"/>
-        </w:rPr>
-        <w:t>可以抽象为以下若干操作。</w:t>
+        <w:t>心灵终结仪已经基本完工，仅剩下的便是调试以及最终的启动！为了验证心灵终结仪的可靠性，你需要写一个程序来模拟心灵终结仪的运行。心灵终结仪可以看做一棵以1号节点为根的树，其运行可以抽象为以下若干操作。</w:t>
       </w:r>
     </w:p>
     <w:p>
